--- a/templates/sas-declaration-non-condamnation.docx
+++ b/templates/sas-declaration-non-condamnation.docx
@@ -1182,467 +1182,27 @@
 </file>
 
 <file path=word/styles.xml><?xml version="1.0" encoding="utf-8"?>
-<w:styles xmlns:mc="http://schemas.openxmlformats.org/markup-compatibility/2006" xmlns:o="urn:schemas-microsoft-com:office:office" xmlns:r="http://schemas.openxmlformats.org/officeDocument/2006/relationships" xmlns:m="http://schemas.openxmlformats.org/officeDocument/2006/math" xmlns:v="urn:schemas-microsoft-com:vml" xmlns:wp="http://schemas.openxmlformats.org/drawingml/2006/wordprocessingDrawing" xmlns:w10="urn:schemas-microsoft-com:office:word" xmlns:w="http://schemas.openxmlformats.org/wordprocessingml/2006/main" xmlns:wne="http://schemas.microsoft.com/office/word/2006/wordml" xmlns:sl="http://schemas.openxmlformats.org/schemaLibrary/2006/main" xmlns:a="http://schemas.openxmlformats.org/drawingml/2006/main" xmlns:pic="http://schemas.openxmlformats.org/drawingml/2006/picture" xmlns:c="http://schemas.openxmlformats.org/drawingml/2006/chart" xmlns:lc="http://schemas.openxmlformats.org/drawingml/2006/lockedCanvas" xmlns:dgm="http://schemas.openxmlformats.org/drawingml/2006/diagram" xmlns:wps="http://schemas.microsoft.com/office/word/2010/wordprocessingShape" xmlns:wpg="http://schemas.microsoft.com/office/word/2010/wordprocessingGroup" xmlns:w14="http://schemas.microsoft.com/office/word/2010/wordml" xmlns:w15="http://schemas.microsoft.com/office/word/2012/wordml" xmlns:w16="http://schemas.microsoft.com/office/word/2018/wordml" xmlns:w16cex="http://schemas.microsoft.com/office/word/2018/wordml/cex" xmlns:w16cid="http://schemas.microsoft.com/office/word/2016/wordml/cid" xmlns="http://schemas.microsoft.com/office/tasks/2019/documenttasks" xmlns:cr="http://schemas.microsoft.com/office/comments/2020/reactions">
+<w:styles xmlns:w="http://schemas.openxmlformats.org/wordprocessingml/2006/main">
   <w:docDefaults>
     <w:rPrDefault>
       <w:rPr>
-        <w:sz w:val="24"/>
-        <w:szCs w:val="24"/>
+        <w:rFonts w:ascii="Cambria" w:hAnsi="Cambria" w:eastAsia="Cambria" w:cs="Cambria"/>
+        <w:sz w:val="22"/>
+        <w:szCs w:val="22"/>
         <w:lang w:val="fr-FR"/>
       </w:rPr>
     </w:rPrDefault>
     <w:pPrDefault>
-      <w:pPr/>
+      <w:pPr>
+        <w:widowControl/>
+        <w:spacing w:after="160" w:line="276" w:lineRule="auto"/>
+        <w:jc w:val="both"/>
+      </w:pPr>
     </w:pPrDefault>
   </w:docDefaults>
-  <w:style w:type="paragraph" w:styleId="Normal" w:default="1">
-    <w:name w:val="normal"/>
-  </w:style>
-  <w:style w:type="table" w:styleId="TableNormal" w:default="1">
-    <w:name w:val="Table Normal"/>
-  </w:style>
-  <w:style w:type="paragraph" w:styleId="Heading1">
-    <w:name w:val="heading 1"/>
-    <w:basedOn w:val="Normal"/>
-    <w:next w:val="Normal"/>
-    <w:pPr>
-      <w:keepNext w:val="1"/>
-      <w:keepLines w:val="1"/>
-      <w:pageBreakBefore w:val="0"/>
-      <w:spacing w:after="120" w:before="480" w:lineRule="auto"/>
-    </w:pPr>
-    <w:rPr>
-      <w:b w:val="1"/>
-      <w:sz w:val="48"/>
-      <w:szCs w:val="48"/>
-    </w:rPr>
-  </w:style>
-  <w:style w:type="paragraph" w:styleId="Heading2">
-    <w:name w:val="heading 2"/>
-    <w:basedOn w:val="Normal"/>
-    <w:next w:val="Normal"/>
-    <w:pPr>
-      <w:keepNext w:val="1"/>
-      <w:shd w:fill="ffffff" w:val="clear"/>
-      <w:tabs>
-        <w:tab w:val="left" w:leader="none" w:pos="-432"/>
-        <w:tab w:val="left" w:leader="none" w:pos="288"/>
-        <w:tab w:val="left" w:leader="none" w:pos="1008"/>
-        <w:tab w:val="left" w:leader="none" w:pos="1728"/>
-        <w:tab w:val="left" w:leader="none" w:pos="2448"/>
-        <w:tab w:val="left" w:leader="none" w:pos="3168"/>
-        <w:tab w:val="left" w:leader="none" w:pos="3888"/>
-        <w:tab w:val="left" w:leader="none" w:pos="4608"/>
-        <w:tab w:val="left" w:leader="none" w:pos="5328"/>
-        <w:tab w:val="left" w:leader="none" w:pos="6048"/>
-      </w:tabs>
-      <w:jc w:val="both"/>
-    </w:pPr>
-    <w:rPr>
-      <w:rFonts w:ascii="Arial" w:cs="Arial" w:eastAsia="Arial" w:hAnsi="Arial"/>
-      <w:b w:val="1"/>
-      <w:sz w:val="20"/>
-      <w:szCs w:val="20"/>
-    </w:rPr>
-  </w:style>
-  <w:style w:type="paragraph" w:styleId="Heading3">
-    <w:name w:val="heading 3"/>
-    <w:basedOn w:val="Normal"/>
-    <w:next w:val="Normal"/>
-    <w:pPr>
-      <w:keepNext w:val="1"/>
-      <w:shd w:fill="ffffff" w:val="clear"/>
-      <w:tabs>
-        <w:tab w:val="left" w:leader="none" w:pos="-432"/>
-        <w:tab w:val="left" w:leader="none" w:pos="288"/>
-        <w:tab w:val="left" w:leader="none" w:pos="1008"/>
-        <w:tab w:val="left" w:leader="none" w:pos="1728"/>
-        <w:tab w:val="left" w:leader="none" w:pos="2448"/>
-        <w:tab w:val="left" w:leader="none" w:pos="3168"/>
-        <w:tab w:val="left" w:leader="none" w:pos="3888"/>
-        <w:tab w:val="left" w:leader="none" w:pos="4608"/>
-        <w:tab w:val="left" w:leader="none" w:pos="5328"/>
-        <w:tab w:val="left" w:leader="none" w:pos="6048"/>
-      </w:tabs>
-      <w:jc w:val="both"/>
-    </w:pPr>
-    <w:rPr>
-      <w:rFonts w:ascii="Arial" w:cs="Arial" w:eastAsia="Arial" w:hAnsi="Arial"/>
-      <w:i w:val="1"/>
-      <w:sz w:val="18"/>
-      <w:szCs w:val="18"/>
-    </w:rPr>
-  </w:style>
-  <w:style w:type="paragraph" w:styleId="Heading4">
-    <w:name w:val="heading 4"/>
-    <w:basedOn w:val="Normal"/>
-    <w:next w:val="Normal"/>
-    <w:pPr>
-      <w:keepNext w:val="1"/>
-      <w:shd w:fill="ffffff" w:val="clear"/>
-      <w:tabs>
-        <w:tab w:val="left" w:leader="none" w:pos="-432"/>
-        <w:tab w:val="left" w:leader="none" w:pos="288"/>
-        <w:tab w:val="left" w:leader="none" w:pos="1008"/>
-        <w:tab w:val="left" w:leader="none" w:pos="1728"/>
-        <w:tab w:val="left" w:leader="none" w:pos="2448"/>
-        <w:tab w:val="left" w:leader="none" w:pos="3168"/>
-        <w:tab w:val="left" w:leader="none" w:pos="3888"/>
-        <w:tab w:val="left" w:leader="none" w:pos="4608"/>
-        <w:tab w:val="left" w:leader="none" w:pos="5328"/>
-        <w:tab w:val="left" w:leader="none" w:pos="6048"/>
-      </w:tabs>
-      <w:jc w:val="both"/>
-    </w:pPr>
-    <w:rPr>
-      <w:rFonts w:ascii="Book Antiqua" w:cs="Book Antiqua" w:eastAsia="Book Antiqua" w:hAnsi="Book Antiqua"/>
-      <w:i w:val="1"/>
-      <w:sz w:val="22"/>
-      <w:szCs w:val="22"/>
-    </w:rPr>
-  </w:style>
-  <w:style w:type="paragraph" w:styleId="Heading5">
-    <w:name w:val="heading 5"/>
-    <w:basedOn w:val="Normal"/>
-    <w:next w:val="Normal"/>
-    <w:pPr>
-      <w:keepNext w:val="1"/>
-      <w:keepLines w:val="1"/>
-      <w:pageBreakBefore w:val="0"/>
-      <w:spacing w:after="40" w:before="220" w:lineRule="auto"/>
-    </w:pPr>
-    <w:rPr>
-      <w:b w:val="1"/>
-      <w:sz w:val="22"/>
-      <w:szCs w:val="22"/>
-    </w:rPr>
-  </w:style>
-  <w:style w:type="paragraph" w:styleId="Heading6">
-    <w:name w:val="heading 6"/>
-    <w:basedOn w:val="Normal"/>
-    <w:next w:val="Normal"/>
-    <w:pPr>
-      <w:keepNext w:val="1"/>
-      <w:keepLines w:val="1"/>
-      <w:pageBreakBefore w:val="0"/>
-      <w:spacing w:after="40" w:before="200" w:lineRule="auto"/>
-    </w:pPr>
-    <w:rPr>
-      <w:b w:val="1"/>
-      <w:sz w:val="20"/>
-      <w:szCs w:val="20"/>
-    </w:rPr>
-  </w:style>
-  <w:style w:type="paragraph" w:styleId="Title">
-    <w:name w:val="Title"/>
-    <w:basedOn w:val="Normal"/>
-    <w:next w:val="Normal"/>
-    <w:pPr>
-      <w:shd w:fill="ffffff" w:val="clear"/>
-      <w:tabs>
-        <w:tab w:val="left" w:leader="none" w:pos="-720"/>
-      </w:tabs>
-      <w:jc w:val="center"/>
-    </w:pPr>
-    <w:rPr>
-      <w:rFonts w:ascii="Book Antiqua" w:cs="Book Antiqua" w:eastAsia="Book Antiqua" w:hAnsi="Book Antiqua"/>
-      <w:b w:val="1"/>
-      <w:sz w:val="22"/>
-      <w:szCs w:val="22"/>
-      <w:u w:val="single"/>
-    </w:rPr>
-  </w:style>
-  <w:style w:type="paragraph" w:styleId="Normal" w:default="1">
+  <w:style w:type="paragraph" w:default="1" w:styleId="Normal">
     <w:name w:val="Normal"/>
-    <w:qFormat w:val="1"/>
-    <w:rsid w:val="00BD39C6"/>
-    <w:pPr>
-      <w:spacing w:after="0" w:line="240" w:lineRule="auto"/>
-    </w:pPr>
-    <w:rPr>
-      <w:rFonts w:ascii="Times New Roman" w:cs="Times New Roman" w:eastAsia="Times New Roman" w:hAnsi="Times New Roman"/>
-      <w:sz w:val="24"/>
-      <w:szCs w:val="24"/>
-      <w:lang w:eastAsia="fr-FR"/>
-    </w:rPr>
-  </w:style>
-  <w:style w:type="paragraph" w:styleId="Titre2">
-    <w:name w:val="heading 2"/>
-    <w:basedOn w:val="Normal"/>
-    <w:next w:val="Normal"/>
-    <w:link w:val="Titre2Car"/>
-    <w:qFormat w:val="1"/>
-    <w:rsid w:val="00BD39C6"/>
-    <w:pPr>
-      <w:keepNext w:val="1"/>
-      <w:shd w:color="auto" w:fill="ffffff" w:val="clear"/>
-      <w:tabs>
-        <w:tab w:val="left" w:pos="-432"/>
-        <w:tab w:val="left" w:pos="288"/>
-        <w:tab w:val="left" w:pos="1008"/>
-        <w:tab w:val="left" w:pos="1728"/>
-        <w:tab w:val="left" w:pos="2448"/>
-        <w:tab w:val="left" w:pos="3168"/>
-        <w:tab w:val="left" w:pos="3888"/>
-        <w:tab w:val="left" w:pos="4608"/>
-        <w:tab w:val="left" w:pos="5328"/>
-        <w:tab w:val="left" w:pos="6048"/>
-      </w:tabs>
-      <w:suppressAutoHyphens w:val="1"/>
-      <w:jc w:val="both"/>
-      <w:outlineLvl w:val="1"/>
-    </w:pPr>
-    <w:rPr>
-      <w:rFonts w:ascii="Arial" w:hAnsi="Arial"/>
-      <w:b w:val="1"/>
-      <w:spacing w:val="-3"/>
-      <w:sz w:val="20"/>
-      <w:szCs w:val="20"/>
-      <w:lang w:eastAsia="en-US" w:val="en-GB"/>
-    </w:rPr>
-  </w:style>
-  <w:style w:type="paragraph" w:styleId="Titre3">
-    <w:name w:val="heading 3"/>
-    <w:basedOn w:val="Normal"/>
-    <w:next w:val="Normal"/>
-    <w:link w:val="Titre3Car"/>
-    <w:qFormat w:val="1"/>
-    <w:rsid w:val="00BD39C6"/>
-    <w:pPr>
-      <w:keepNext w:val="1"/>
-      <w:shd w:color="auto" w:fill="ffffff" w:val="clear"/>
-      <w:tabs>
-        <w:tab w:val="left" w:pos="-432"/>
-        <w:tab w:val="left" w:pos="288"/>
-        <w:tab w:val="left" w:pos="1008"/>
-        <w:tab w:val="left" w:pos="1728"/>
-        <w:tab w:val="left" w:pos="2448"/>
-        <w:tab w:val="left" w:pos="3168"/>
-        <w:tab w:val="left" w:pos="3888"/>
-        <w:tab w:val="left" w:pos="4608"/>
-        <w:tab w:val="left" w:pos="5328"/>
-        <w:tab w:val="left" w:pos="6048"/>
-      </w:tabs>
-      <w:suppressAutoHyphens w:val="1"/>
-      <w:jc w:val="both"/>
-      <w:outlineLvl w:val="2"/>
-    </w:pPr>
-    <w:rPr>
-      <w:rFonts w:ascii="Arial" w:hAnsi="Arial"/>
-      <w:i w:val="1"/>
-      <w:spacing w:val="-3"/>
-      <w:sz w:val="18"/>
-      <w:szCs w:val="20"/>
-      <w:lang w:eastAsia="en-US" w:val="en-GB"/>
-    </w:rPr>
-  </w:style>
-  <w:style w:type="paragraph" w:styleId="Titre4">
-    <w:name w:val="heading 4"/>
-    <w:basedOn w:val="Normal"/>
-    <w:next w:val="Normal"/>
-    <w:link w:val="Titre4Car"/>
-    <w:qFormat w:val="1"/>
-    <w:rsid w:val="00BD39C6"/>
-    <w:pPr>
-      <w:keepNext w:val="1"/>
-      <w:shd w:color="auto" w:fill="ffffff" w:val="clear"/>
-      <w:tabs>
-        <w:tab w:val="left" w:pos="-432"/>
-        <w:tab w:val="left" w:pos="288"/>
-        <w:tab w:val="left" w:pos="1008"/>
-        <w:tab w:val="left" w:pos="1728"/>
-        <w:tab w:val="left" w:pos="2448"/>
-        <w:tab w:val="left" w:pos="3168"/>
-        <w:tab w:val="left" w:pos="3888"/>
-        <w:tab w:val="left" w:pos="4608"/>
-        <w:tab w:val="left" w:pos="5328"/>
-        <w:tab w:val="left" w:pos="6048"/>
-      </w:tabs>
-      <w:suppressAutoHyphens w:val="1"/>
-      <w:jc w:val="both"/>
-      <w:outlineLvl w:val="3"/>
-    </w:pPr>
-    <w:rPr>
-      <w:rFonts w:ascii="Book Antiqua" w:hAnsi="Book Antiqua"/>
-      <w:i w:val="1"/>
-      <w:spacing w:val="-3"/>
-      <w:sz w:val="22"/>
-      <w:szCs w:val="20"/>
-      <w:lang w:eastAsia="en-US"/>
-    </w:rPr>
-  </w:style>
-  <w:style w:type="character" w:styleId="Policepardfaut" w:default="1">
-    <w:name w:val="Default Paragraph Font"/>
-    <w:uiPriority w:val="1"/>
-    <w:semiHidden w:val="1"/>
-    <w:unhideWhenUsed w:val="1"/>
-  </w:style>
-  <w:style w:type="table" w:styleId="TableauNormal" w:default="1">
-    <w:name w:val="Normal Table"/>
-    <w:uiPriority w:val="99"/>
-    <w:semiHidden w:val="1"/>
-    <w:unhideWhenUsed w:val="1"/>
-    <w:tblPr>
-      <w:tblInd w:w="0.0" w:type="dxa"/>
-      <w:tblCellMar>
-        <w:top w:w="0.0" w:type="dxa"/>
-        <w:left w:w="108.0" w:type="dxa"/>
-        <w:bottom w:w="0.0" w:type="dxa"/>
-        <w:right w:w="108.0" w:type="dxa"/>
-      </w:tblCellMar>
-    </w:tblPr>
-  </w:style>
-  <w:style w:type="numbering" w:styleId="Aucuneliste" w:default="1">
-    <w:name w:val="No List"/>
-    <w:uiPriority w:val="99"/>
-    <w:semiHidden w:val="1"/>
-    <w:unhideWhenUsed w:val="1"/>
-  </w:style>
-  <w:style w:type="character" w:styleId="Titre2Car" w:customStyle="1">
-    <w:name w:val="Titre 2 Car"/>
-    <w:basedOn w:val="Policepardfaut"/>
-    <w:link w:val="Titre2"/>
-    <w:rsid w:val="00BD39C6"/>
-    <w:rPr>
-      <w:rFonts w:ascii="Arial" w:cs="Times New Roman" w:eastAsia="Times New Roman" w:hAnsi="Arial"/>
-      <w:b w:val="1"/>
-      <w:spacing w:val="-3"/>
-      <w:sz w:val="20"/>
-      <w:szCs w:val="20"/>
-      <w:shd w:color="auto" w:fill="ffffff" w:val="clear"/>
-      <w:lang w:val="en-GB"/>
-    </w:rPr>
-  </w:style>
-  <w:style w:type="character" w:styleId="Titre3Car" w:customStyle="1">
-    <w:name w:val="Titre 3 Car"/>
-    <w:basedOn w:val="Policepardfaut"/>
-    <w:link w:val="Titre3"/>
-    <w:rsid w:val="00BD39C6"/>
-    <w:rPr>
-      <w:rFonts w:ascii="Arial" w:cs="Times New Roman" w:eastAsia="Times New Roman" w:hAnsi="Arial"/>
-      <w:i w:val="1"/>
-      <w:spacing w:val="-3"/>
-      <w:sz w:val="18"/>
-      <w:szCs w:val="20"/>
-      <w:shd w:color="auto" w:fill="ffffff" w:val="clear"/>
-      <w:lang w:val="en-GB"/>
-    </w:rPr>
-  </w:style>
-  <w:style w:type="character" w:styleId="Titre4Car" w:customStyle="1">
-    <w:name w:val="Titre 4 Car"/>
-    <w:basedOn w:val="Policepardfaut"/>
-    <w:link w:val="Titre4"/>
-    <w:rsid w:val="00BD39C6"/>
-    <w:rPr>
-      <w:rFonts w:ascii="Book Antiqua" w:cs="Times New Roman" w:eastAsia="Times New Roman" w:hAnsi="Book Antiqua"/>
-      <w:i w:val="1"/>
-      <w:spacing w:val="-3"/>
-      <w:szCs w:val="20"/>
-      <w:shd w:color="auto" w:fill="ffffff" w:val="clear"/>
-    </w:rPr>
-  </w:style>
-  <w:style w:type="paragraph" w:styleId="Corpsdetexte">
-    <w:name w:val="Body Text"/>
-    <w:basedOn w:val="Normal"/>
-    <w:link w:val="CorpsdetexteCar"/>
-    <w:rsid w:val="00BD39C6"/>
-    <w:pPr>
-      <w:tabs>
-        <w:tab w:val="left" w:pos="-720"/>
-      </w:tabs>
-      <w:suppressAutoHyphens w:val="1"/>
-      <w:jc w:val="both"/>
-    </w:pPr>
-    <w:rPr>
-      <w:rFonts w:ascii="Book Antiqua" w:hAnsi="Book Antiqua"/>
-      <w:b w:val="1"/>
-      <w:spacing w:val="-3"/>
-      <w:sz w:val="22"/>
-      <w:szCs w:val="20"/>
-      <w:lang w:eastAsia="en-US"/>
-    </w:rPr>
-  </w:style>
-  <w:style w:type="character" w:styleId="CorpsdetexteCar" w:customStyle="1">
-    <w:name w:val="Corps de texte Car"/>
-    <w:basedOn w:val="Policepardfaut"/>
-    <w:link w:val="Corpsdetexte"/>
-    <w:rsid w:val="00BD39C6"/>
-    <w:rPr>
-      <w:rFonts w:ascii="Book Antiqua" w:cs="Times New Roman" w:eastAsia="Times New Roman" w:hAnsi="Book Antiqua"/>
-      <w:b w:val="1"/>
-      <w:spacing w:val="-3"/>
-      <w:szCs w:val="20"/>
-    </w:rPr>
-  </w:style>
-  <w:style w:type="paragraph" w:styleId="Titre">
-    <w:name w:val="Title"/>
-    <w:basedOn w:val="Normal"/>
-    <w:link w:val="TitreCar"/>
-    <w:qFormat w:val="1"/>
-    <w:rsid w:val="00BD39C6"/>
-    <w:pPr>
-      <w:shd w:color="auto" w:fill="ffffff" w:val="clear"/>
-      <w:tabs>
-        <w:tab w:val="left" w:pos="-720"/>
-      </w:tabs>
-      <w:suppressAutoHyphens w:val="1"/>
-      <w:jc w:val="center"/>
-    </w:pPr>
-    <w:rPr>
-      <w:rFonts w:ascii="Book Antiqua" w:hAnsi="Book Antiqua"/>
-      <w:b w:val="1"/>
-      <w:spacing w:val="-3"/>
-      <w:sz w:val="22"/>
-      <w:szCs w:val="20"/>
-      <w:u w:val="single"/>
-      <w:lang w:eastAsia="en-US"/>
-    </w:rPr>
-  </w:style>
-  <w:style w:type="character" w:styleId="TitreCar" w:customStyle="1">
-    <w:name w:val="Titre Car"/>
-    <w:basedOn w:val="Policepardfaut"/>
-    <w:link w:val="Titre"/>
-    <w:rsid w:val="00BD39C6"/>
-    <w:rPr>
-      <w:rFonts w:ascii="Book Antiqua" w:cs="Times New Roman" w:eastAsia="Times New Roman" w:hAnsi="Book Antiqua"/>
-      <w:b w:val="1"/>
-      <w:spacing w:val="-3"/>
-      <w:szCs w:val="20"/>
-      <w:u w:val="single"/>
-      <w:shd w:color="auto" w:fill="ffffff" w:val="clear"/>
-    </w:rPr>
-  </w:style>
-  <w:style w:type="paragraph" w:styleId="Sansinterligne">
-    <w:name w:val="No Spacing"/>
-    <w:uiPriority w:val="1"/>
-    <w:qFormat w:val="1"/>
-    <w:rsid w:val="006A073A"/>
-    <w:pPr>
-      <w:spacing w:after="0" w:line="240" w:lineRule="auto"/>
-    </w:pPr>
-    <w:rPr>
-      <w:kern w:val="2"/>
-      <w:sz w:val="24"/>
-      <w:szCs w:val="24"/>
-    </w:rPr>
-  </w:style>
-  <w:style w:type="paragraph" w:styleId="Subtitle">
-    <w:name w:val="Subtitle"/>
-    <w:basedOn w:val="Normal"/>
-    <w:next w:val="Normal"/>
-    <w:pPr>
-      <w:keepNext w:val="1"/>
-      <w:keepLines w:val="1"/>
-      <w:pageBreakBefore w:val="0"/>
-      <w:spacing w:after="80" w:before="360" w:lineRule="auto"/>
-    </w:pPr>
-    <w:rPr>
-      <w:rFonts w:ascii="Georgia" w:cs="Georgia" w:eastAsia="Georgia" w:hAnsi="Georgia"/>
-      <w:i w:val="1"/>
-      <w:color w:val="666666"/>
-      <w:sz w:val="48"/>
-      <w:szCs w:val="48"/>
-    </w:rPr>
+    <w:qFormat/>
   </w:style>
 </w:styles>
 </file>

--- a/templates/sas-declaration-non-condamnation.docx
+++ b/templates/sas-declaration-non-condamnation.docx
@@ -37,13 +37,15 @@
       </w:pPr>
       <w:r>
         <w:rPr>
+          <w:b w:val="1"/>
+          <w:bCs w:val="1"/>
           <w:rFonts w:ascii="Cambria" w:cs="Cambria" w:eastAsia="Cambria" w:hAnsi="Cambria"/>
           <w:sz w:val="26"/>
           <w:szCs w:val="26"/>
           <w:u w:val="none"/>
           <w:rtl w:val="0"/>
         </w:rPr>
-        <w:t xml:space="preserve">DÉCLARATION DE NON-CONDAMNATION</w:t>
+        <w:t xml:space="preserve">DÉCLARATION DE NON-CONDAMNATION ET DE FILIATION</w:t>
       </w:r>
     </w:p>
     <w:p>
